--- a/example_articles/occupations/Other/4.occupations_Other_Other_publisher.docx
+++ b/example_articles/occupations/Other/4.occupations_Other_Other_publisher.docx
@@ -29,17 +29,17 @@
     </w:p>
     <w:p>
       <w:r>
-        <w:t>Source File: Other publishers/Files (500) (18).DOCX</w:t>
+        <w:t>Source file: Other publishers/Files (500) (18).DOCX</w:t>
       </w:r>
     </w:p>
     <w:p>
       <w:r>
-        <w:t>Raw locations result: ['Illinois']</w:t>
+        <w:t>Raw occupations result, 'occupations': ['Other']</w:t>
       </w:r>
     </w:p>
     <w:p>
       <w:r>
-        <w:t>occupations_stand_flat (Standardized): Other</w:t>
+        <w:t>Standardized occupations result, 'occupations_stand_flat': Other</w:t>
       </w:r>
     </w:p>
     <w:p>

--- a/example_articles/occupations/Other/4.occupations_Other_Other_publisher.docx
+++ b/example_articles/occupations/Other/4.occupations_Other_Other_publisher.docx
@@ -7,9 +7,7 @@
         <w:pStyle w:val="Heading1"/>
       </w:pPr>
       <w:r>
-        <w:t>NEW SERIES;</w:t>
-        <w:br/>
-        <w:t>Flabby jokes weigh down demeaning 'Babes'</w:t>
+        <w:t>MOVIES</w:t>
       </w:r>
     </w:p>
     <w:p>
@@ -19,22 +17,22 @@
     </w:p>
     <w:p>
       <w:r>
-        <w:t>Date: 1990-09-13</w:t>
+        <w:t>Date: 1990-02-23</w:t>
       </w:r>
     </w:p>
     <w:p>
       <w:r>
-        <w:t>Section: LIFE; Pg. 3D; Television; TV Preview</w:t>
+        <w:t>Section: LIFE; Pg. 3D; Television and Video; Movies</w:t>
       </w:r>
     </w:p>
     <w:p>
       <w:r>
-        <w:t>Source file: Other publishers/Files (500) (18).DOCX</w:t>
+        <w:t>Source file: Other publishers/Files (500) (24).DOCX</w:t>
       </w:r>
     </w:p>
     <w:p>
       <w:r>
-        <w:t>Raw occupations result, 'occupations': ['Other']</w:t>
+        <w:t>Raw occupations result, 'occupations': ["Other: clan members described as 'working-class' (no specific occupations given)"]</w:t>
       </w:r>
     </w:p>
     <w:p>
@@ -51,41 +49,31 @@
     </w:p>
     <w:p>
       <w:r>
-        <w:t>Babes</w:t>
+        <w:t>NEW IN STORES</w:t>
         <w:br/>
-        <w:t>Fox</w:t>
-        <w:br/>
-        <w:t>Tonight, 8: 30 EDT/PDT</w:t>
+        <w:t>Pal Joey ### 1/2 (1957, RCA/Columbia, $ 19.95): Lovers of the play justifiably picked this apart, but one all-equalizing fact remains: This is the film that preserves Frank Sinatra's best screen voice - and performing Nelson Riddle arrangements of Rodgers and Hart at that. Originally a John O'Hara short-story collection, then the 1940 stage hit that launched Gene Kelly, Joey arrived on screen with sexual content laundered - ditto for the title heel's personality. Respectively billed first and third were Columbia's hall-of-fame sex queens; Rita Hayworth (then on her way out) plays an ex- stripper and San Francisco society matron, while Kim Novak (getting the big studio push) is an innocent chorus girl. The last third is soft, and I wish director George Sidney didn't sink the numbers with stupid reaction shots; Joey is fun, though, even when Frank isn't singing - and when he does, you get The Lady Is a Tramp, I Could Write a Book and more. Consumer query: Why wasn't Capitol's fake-stereo soundtrack-CD restored to monophonic?</w:t>
         <w:br/>
         <w:t xml:space="preserve"> </w:t>
         <w:br/>
-        <w:t xml:space="preserve"> You've heard of hog heaven. Enter Hog Hell.</w:t>
+        <w:t>Cover Girl ### 1/2 (1944, RCA/Columbia, $ 19.95): The prototypical Rita Hayworth musical - Jerome Kern/Ira Gershwin score, knockout decor and cinematography, and a dopey script. The last doesn't matter too much, since this film also ''made'' Gene Kelly on screen - thanks, in part, to a famed ''alter ego'' dance that he rates as the trickiest of his career. Periodic color glitches aside, this (like Pal Joey) is one</w:t>
         <w:br/>
-        <w:t>With less wit than you could fit on a Wheat Thin, Babes wants to have its pound cake and eat it, too.</w:t>
+        <w:t>Still Lives ### 1/2 (1989, IVE, $ 89.95): A bleak but beautiful autobiographical work. Director Terence Davies counterpoints the wretched existence of a working-class Liverpool clan by having members break into some of the most puerile pop hits of the 1950s. The effect is wearying, but this is still one of '89's most subliminally powerful films, a deserved inclusion on many 10-best lists. Use of color is unusual, the final shot unforgettable.</w:t>
         <w:br/>
-        <w:t>This typically vulgar - and thus destined to draw a crowd - Fox sitcom abandons three extremely appealing actresses in cheap-joke claptrap. Those involved in this horror say they're hoping to boost self-esteem among couch- potato voluptuaries seeking sensual role models.</w:t>
+        <w:t xml:space="preserve"> </w:t>
         <w:br/>
-        <w:t>That might work if we can believe that Laverne &amp; Shirley's main function was as a paean to working-class women.</w:t>
+        <w:t xml:space="preserve"> Il Bidone ### 1/2 (1955, Connoisseur, $ 69.95): If you can survive Broderick Crawford dubbed into Italian, here's an unjustly overlooked Fellini movie about three con men who don priests' garb to bilk naive villagers; one extended party scene proves (again) that Fellini had mastered his craft by the mid-'50s. Richard Basehart and Giulietta Masina (Mrs. Fellini) co-star; they, of course, - were in the legendary opener of the La Strada/Bidone/Nights of Cabiria trilogy.</w:t>
         <w:br/>
-        <w:t>Babes is similarly broad, a slapstick buddy show, but one with gags that stick in the gullet.</w:t>
+        <w:t xml:space="preserve"> </w:t>
         <w:br/>
-        <w:t>In the funniest - but characteristically cruel - line, a receptionist snaps ''What is this, Fantasia?'' when she sees the three extra-wide sisters. Before the scene's over, one gets a chair stuck to her bottom.</w:t>
+        <w:t>Macario ### (1960, Connoisseur, $ 59.95): An irresistible fable, very well told, about a woodcutter who cuts a deal with ''Death'' to benefit his large family. Three points of interest: 1) This Oscar nominee was, at the time of its release, the most honored Mexican film since Luis Bunuel's 1950 all-timer Los Olvidados; 2) the original story is by B. Traven, the elusive, mysterious author of The Treasure of the Sierra Madre; 3) the film offers U.S. audiences a rare second opportunity to see Pina Pellicer, the suicide (at 24) who starred opposite Marlon Brando in One-Eyed Jacks.</w:t>
         <w:br/>
-        <w:t>This is hippo humor, hardly hip - no matter how good-natured and self- supportive the babes are about it.</w:t>
+        <w:t xml:space="preserve"> </w:t>
         <w:br/>
-        <w:t>Lighten up, you say? It's not as if this subject is exactly fresh. Hairspray, and its star Ricki Lake, already trumpeted the dignity of overweight divas. No amount of happy-ending sitcom fluff obscures the fact this is demeaning junk.</w:t>
+        <w:t xml:space="preserve"> The Package # 1/2 (1989, Orion, $ 89.98): The forgettable title refers to a mercenary Army vet entrusted to Sarge Gene Hackman, who's soon caught up in international intrigue. Even if The Manchurian Candidate weren't back in circulation, there'd be no reason to catch this scavenger of it and other better movies; it is, though, so don't bother.</w:t>
         <w:br/>
-        <w:t>It's a real waste of accomplished clown Wendie Jo Sperber, a raspy dynamo who serves as the trio's well-adjusted cheerleader. Lesley Boone as her insecure kid sister and Susan Peretz as the cantankerous oldest sis are fine, and they sustain an energetically giggly rhythm that's often fetching.</w:t>
+        <w:t xml:space="preserve"> TOP MOVIE RENTALS</w:t>
         <w:br/>
-        <w:t>But does a breaking bed break you up? How about pouring a whole box of cereal into a salad bowl, and shoveling it in with a wooden spoon? Not to mention randy sex talk, and retorts like ''Who you calling porker, buttface?''</w:t>
-        <w:br/>
-        <w:t>''You can't judge a present by the size of the box,'' the sisters are known to say. Perhaps not, but you can judge a show by the quality of its humor.</w:t>
-        <w:br/>
-        <w:t>Besides the ill-used ladies, there are two vile gay caricatures who mimic each other's mincing, and a curvy bimbo so dumb she can't figure which end of her pencil to use.</w:t>
-        <w:br/>
-        <w:t>Although the stars are gems, out of the loud mouths of Babes comes germs.</w:t>
-        <w:br/>
-        <w:t>- Fall preview, 5-8D</w:t>
+        <w:t>Source: Billboard Publications</w:t>
         <w:br/>
         <w:br/>
         <w:t>Graphic</w:t>
@@ -93,11 +81,11 @@
         <w:br/>
         <w:t xml:space="preserve"> </w:t>
         <w:br/>
-        <w:t>PHOTO; b/w (Television Programs, Babes)</w:t>
+        <w:t>b/w, Source: Billboard Publications (chart); PHOTO; b/w, AP (Frank Sinatra)</w:t>
         <w:br/>
         <w:t xml:space="preserve"> </w:t>
         <w:br/>
-        <w:t>CUTLINE: BROAD SISTERS: Susan Peretz, top, Wendie Jo Sperber and Lesley Boone</w:t>
+        <w:t>CUTLINE: FRANK SINATRA: He's in fine voice in 'Pal Joey.'</w:t>
       </w:r>
     </w:p>
     <w:sectPr>

--- a/example_articles/occupations/Other/4.occupations_Other_Other_publisher.docx
+++ b/example_articles/occupations/Other/4.occupations_Other_Other_publisher.docx
@@ -7,7 +7,7 @@
         <w:pStyle w:val="Heading1"/>
       </w:pPr>
       <w:r>
-        <w:t>MOVIES</w:t>
+        <w:t>Figure skating; FIVE MYTHS</w:t>
       </w:r>
     </w:p>
     <w:p>
@@ -17,22 +17,22 @@
     </w:p>
     <w:p>
       <w:r>
-        <w:t>Date: 1990-02-23</w:t>
+        <w:t>Date: 2018-02-18</w:t>
       </w:r>
     </w:p>
     <w:p>
       <w:r>
-        <w:t>Section: LIFE; Pg. 3D; Television and Video; Movies</w:t>
+        <w:t>Section: ; Pg. wapo23</w:t>
       </w:r>
     </w:p>
     <w:p>
       <w:r>
-        <w:t>Source file: Other publishers/Files (500) (24).DOCX</w:t>
+        <w:t>Source file: Other publishers/Files (500) (6).DOCX</w:t>
       </w:r>
     </w:p>
     <w:p>
       <w:r>
-        <w:t>Raw occupations result, 'occupations': ["Other: clan members described as 'working-class' (no specific occupations given)"]</w:t>
+        <w:t>Raw occupations result, 'occupations': ['Other: Welder', 'Other: Homemaker']</w:t>
       </w:r>
     </w:p>
     <w:p>
@@ -49,43 +49,57 @@
     </w:p>
     <w:p>
       <w:r>
-        <w:t>NEW IN STORES</w:t>
+        <w:t>Mirai Nagasu performs Monday at the Winter Games in South Korea. She became the first U.S. woman to land a triple axel at the Olympics.</w:t>
         <w:br/>
-        <w:t>Pal Joey ### 1/2 (1957, RCA/Columbia, $ 19.95): Lovers of the play justifiably picked this apart, but one all-equalizing fact remains: This is the film that preserves Frank Sinatra's best screen voice - and performing Nelson Riddle arrangements of Rodgers and Hart at that. Originally a John O'Hara short-story collection, then the 1940 stage hit that launched Gene Kelly, Joey arrived on screen with sexual content laundered - ditto for the title heel's personality. Respectively billed first and third were Columbia's hall-of-fame sex queens; Rita Hayworth (then on her way out) plays an ex- stripper and San Francisco society matron, while Kim Novak (getting the big studio push) is an innocent chorus girl. The last third is soft, and I wish director George Sidney didn't sink the numbers with stupid reaction shots; Joey is fun, though, even when Frank isn't singing - and when he does, you get The Lady Is a Tramp, I Could Write a Book and more. Consumer query: Why wasn't Capitol's fake-stereo soundtrack-CD restored to monophonic?</w:t>
+        <w:t>Another Olympics is here, and it's time for that American ritual: becoming an armchair expert in sports you haven't watched in four years. Here are five persistent myths about one of the most popular events at the Winter Games: figure skating.</w:t>
         <w:br/>
-        <w:t xml:space="preserve"> </w:t>
+        <w:t>MYTH NO. 1</w:t>
         <w:br/>
-        <w:t>Cover Girl ### 1/2 (1944, RCA/Columbia, $ 19.95): The prototypical Rita Hayworth musical - Jerome Kern/Ira Gershwin score, knockout decor and cinematography, and a dopey script. The last doesn't matter too much, since this film also ''made'' Gene Kelly on screen - thanks, in part, to a famed ''alter ego'' dance that he rates as the trickiest of his career. Periodic color glitches aside, this (like Pal Joey) is one</w:t>
+        <w:t>It's not a real sport.</w:t>
         <w:br/>
-        <w:t>Still Lives ### 1/2 (1989, IVE, $ 89.95): A bleak but beautiful autobiographical work. Director Terence Davies counterpoints the wretched existence of a working-class Liverpool clan by having members break into some of the most puerile pop hits of the 1950s. The effect is wearying, but this is still one of '89's most subliminally powerful films, a deserved inclusion on many 10-best lists. Use of color is unusual, the final shot unforgettable.</w:t>
+        <w:t>"Anything solely dependent on judging is not a sport," Michael Wilbon wrote for The Washington Post in 1998.</w:t>
         <w:br/>
-        <w:t xml:space="preserve"> </w:t>
+        <w:t>Actually, the number of Winter Olympic events scored by judges has been growing - from four in 1988 to 19 this year. The problem for figure skating is that costumes and choreography often mask the sport's extraordinary athletic demands. Research shows that the hearts of elite skaters beat at rates comparable to those of elite 800-meter runners. Skaters wear boots attached to what are essentially knives and barrel into their jumps at 15 mph. Digging one toe into the ice, they catapult themselves into the air, completing up to four revolutions (1,440 degrees) in less than a second and landing backward. Skaters also land on the slippery edge of a blade that's an eighth of an inch wide. Coordination has to be perfect, down to the millisecond. And the ice offers an unforgiving surface, with virtually no shock absorption.</w:t>
         <w:br/>
-        <w:t xml:space="preserve"> Il Bidone ### 1/2 (1955, Connoisseur, $ 69.95): If you can survive Broderick Crawford dubbed into Italian, here's an unjustly overlooked Fellini movie about three con men who don priests' garb to bilk naive villagers; one extended party scene proves (again) that Fellini had mastered his craft by the mid-'50s. Richard Basehart and Giulietta Masina (Mrs. Fellini) co-star; they, of course, - were in the legendary opener of the La Strada/Bidone/Nights of Cabiria trilogy.</w:t>
+        <w:t>The triple and quadruple jumps required to win an Olympic medal are so difficult that many top junior skaters never master them. Yet Olympic skaters pack their free programs with seven to eight huge jumps, plus spins and footwork - not to mention crisscrossing the 200-foot length of the ice at top speed.</w:t>
         <w:br/>
-        <w:t xml:space="preserve"> </w:t>
+        <w:t>Unlike other Olympic athletes, skaters are taught from a young age not to gasp for breath at the end of a routine. But look closely, and you'll see their lungs heaving as they take their bows.</w:t>
         <w:br/>
-        <w:t>Macario ### (1960, Connoisseur, $ 59.95): An irresistible fable, very well told, about a woodcutter who cuts a deal with ''Death'' to benefit his large family. Three points of interest: 1) This Oscar nominee was, at the time of its release, the most honored Mexican film since Luis Bunuel's 1950 all-timer Los Olvidados; 2) the original story is by B. Traven, the elusive, mysterious author of The Treasure of the Sierra Madre; 3) the film offers U.S. audiences a rare second opportunity to see Pina Pellicer, the suicide (at 24) who starred opposite Marlon Brando in One-Eyed Jacks.</w:t>
+        <w:t>MYTH NO. 2</w:t>
         <w:br/>
-        <w:t xml:space="preserve"> </w:t>
+        <w:t>The judging is arbitrary.</w:t>
         <w:br/>
-        <w:t xml:space="preserve"> The Package # 1/2 (1989, Orion, $ 89.98): The forgettable title refers to a mercenary Army vet entrusted to Sarge Gene Hackman, who's soon caught up in international intrigue. Even if The Manchurian Candidate weren't back in circulation, there'd be no reason to catch this scavenger of it and other better movies; it is, though, so don't bother.</w:t>
+        <w:t>Under figure skating's old 6.0 system, judges were given tremendous latitude in awarding their marks. At the 2002 Games in Salt Lake City, a French judge confessed to voting under pressure for the Russian pair, who won the gold medal over their Canadian rivals by a vote of 5 to 4. Eventually, the French judge's marks were thrown out, the event was declared a tie, and the Canadians were awarded gold medals of their own.</w:t>
         <w:br/>
-        <w:t xml:space="preserve"> TOP MOVIE RENTALS</w:t>
+        <w:t>After that, the International Skating Union moved to a new "Code of Points" system, which produces not 6.0's but scores like 212.23. Roughly half of each skater's points are still awarded for artistic skills (now called "components"). But when it comes to technical merit, the code attempts to treat a skating routine the way Olympic judges treat a dive: by multiplying its difficulty by its degree of execution. The absolute value of a triple Salchow doesn't change from skater to skater, and there are clear guidelines about how to score the execution of that jump.</w:t>
         <w:br/>
-        <w:t>Source: Billboard Publications</w:t>
+        <w:t>It's true that the subjective portion of the score can still be the place where national bias comes out. Dartmouth economist Eric Zitzewitz analyzed 15 years' worth of competition data and found that judges consistently overmark skaters from their own countries.</w:t>
         <w:br/>
+        <w:t>But PyeongChang offers a ray of hope: Because of a recent rule change, this is the first Olympics in 16 years where figure skating judges are not anonymous. Skaters are hoping that holding each country's judge publicly accountable will make judges think twice about over- or undermarking a skater.</w:t>
         <w:br/>
-        <w:t>Graphic</w:t>
+        <w:t>MYTH NO. 3</w:t>
         <w:br/>
+        <w:t>If you fall during your routine, you're toast.</w:t>
         <w:br/>
-        <w:t xml:space="preserve"> </w:t>
+        <w:t>The Code of Points system changed the scoring dynamics around falling. It grants partial credit for imperfect jumps - sometimes, quite a few points. So if Skater A falls once but lands everything else cleanly, she can conceivably outscore Skater B, who has three bad landings but stays on her feet. Another scenario in which Skater A can win, even with a fall: If she enters the free skate with a large lead over Skater B from the short program.</w:t>
         <w:br/>
-        <w:t>b/w, Source: Billboard Publications (chart); PHOTO; b/w, AP (Frank Sinatra)</w:t>
+        <w:t>MYTH NO. 4</w:t>
         <w:br/>
-        <w:t xml:space="preserve"> </w:t>
+        <w:t>If a guy's a skater, he must be gay.</w:t>
         <w:br/>
-        <w:t>CUTLINE: FRANK SINATRA: He's in fine voice in 'Pal Joey.'</w:t>
+        <w:t>While there have been famous male champions who are gay - including Brian Boitano and Johnny Weir - there are many straight males in elite figure skating. In fact, in many nations, this presumption about gay skaters doesn't exist. The 2006 Olympic champion Evgeni Plushenko became a heterosexual sex symbol in Russia in the 2000s.</w:t>
+        <w:br/>
+        <w:t>The bottom line: Skating, like all sports, includes athletes of different sexual orientations.</w:t>
+        <w:br/>
+        <w:t>MYTH NO. 5</w:t>
+        <w:br/>
+        <w:t>Harding was a working-class kid. Kerrigan was rich.</w:t>
+        <w:br/>
+        <w:t>In 1994, most Americans knew that Tonya Harding had entered a country club sport from a working-class background. Nancy Kerrigan, on the other hand, was associated with her Vera Wang skating costumes and her Disney endorsements.</w:t>
+        <w:br/>
+        <w:t>But Kerrigan had a working-class upbringing, too - albeit one very different from Harding's. She grew up in suburban Boston, the third child of a welder and a homemaker. At times, her father held down three jobs to pay for her skating. Kerrigan's mother was legally blind, so her father drove her to the rink every morning at dawn; he also drove the Zamboni to help offset the costs of her training.</w:t>
+        <w:br/>
+        <w:t>Goodwin, the author of "The Second Mark: Courage, Corruption, and the Battle for Olympic Gold," has reported on figure skating for ABC, NBC, ESPN and NPR. This was written for The Washington Post.</w:t>
       </w:r>
     </w:p>
     <w:sectPr>

--- a/example_articles/occupations/Other/4.occupations_Other_Other_publisher.docx
+++ b/example_articles/occupations/Other/4.occupations_Other_Other_publisher.docx
@@ -7,7 +7,7 @@
         <w:pStyle w:val="Heading1"/>
       </w:pPr>
       <w:r>
-        <w:t>Figure skating; FIVE MYTHS</w:t>
+        <w:t>No `Twinkie defense' for abandoned ideas; Books one could have written: The return of the naive.</w:t>
       </w:r>
     </w:p>
     <w:p>
@@ -17,22 +17,22 @@
     </w:p>
     <w:p>
       <w:r>
-        <w:t>Date: 2018-02-18</w:t>
+        <w:t>Date: 2007-03-19</w:t>
       </w:r>
     </w:p>
     <w:p>
       <w:r>
-        <w:t>Section: ; Pg. wapo23</w:t>
+        <w:t>Section: SOURCE; Pg. 2E; AL SICHERMAN</w:t>
       </w:r>
     </w:p>
     <w:p>
       <w:r>
-        <w:t>Source file: Other publishers/Files (500) (6).DOCX</w:t>
+        <w:t>Source file: Other publishers/Files (500) (17).DOCX</w:t>
       </w:r>
     </w:p>
     <w:p>
       <w:r>
-        <w:t>Raw occupations result, 'occupations': ['Other: Welder', 'Other: Homemaker']</w:t>
+        <w:t>Raw occupations result, 'occupations': ['Other: Mining']</w:t>
       </w:r>
     </w:p>
     <w:p>
@@ -49,57 +49,51 @@
     </w:p>
     <w:p>
       <w:r>
-        <w:t>Mirai Nagasu performs Monday at the Winter Games in South Korea. She became the first U.S. woman to land a triple axel at the Olympics.</w:t>
+        <w:t>Uncle Al has been hearing much excited gasping  about a book called "Twinkie, Deconstructed: My Journey to Discover How the Ingredients Found in Processed Foods Are Grown, Mined (Yes, Mined), and Manipulated Into What America Eats."</w:t>
         <w:br/>
-        <w:t>Another Olympics is here, and it's time for that American ritual: becoming an armchair expert in sports you haven't watched in four years. Here are five persistent myths about one of the most popular events at the Winter Games: figure skating.</w:t>
+        <w:t>He feels that the author, a fellow named Steve Ettlinger, must have bargained for a bonus based on the number of words in the subtitle, but that arrangement does allow Uncle Al to proceed without having to explain what Ettlinger's book is about.</w:t>
         <w:br/>
-        <w:t>MYTH NO. 1</w:t>
+        <w:t>Uncle Al's own long-out-of-print volume, "Caramel Knowledge," contained an elaborate recipe for home versions of Twinkies and other Hostess products, each renamed to avoid discussions with Hostess' legal department.</w:t>
         <w:br/>
-        <w:t>It's not a real sport.</w:t>
+        <w:t>That the snack-food-recipe trifecta of Binkies, BoBos and Bostess Bupcakes did not set the publishing world afire has long been one of Uncle Al's most bitter disappointments. (That and his wood-burning word processor's failure to catch fire.) And now there's "Twinkie Deconstructed." Granted that Ettlinger's volume isn't quite the same as one with recipes for cream-filled cupcakes, Uncle Al is nonetheless bothered by its widespread acclaim.</w:t>
         <w:br/>
-        <w:t>"Anything solely dependent on judging is not a sport," Michael Wilbon wrote for The Washington Post in 1998.</w:t>
+        <w:t>In fact, this is hardly the first time one of Uncle Al's unsuccessful or abandoned ideas has flowered when someone else gave it a subtle twist. Here is just a small selection of other books, movies and such that Uncle Al once considered:</w:t>
         <w:br/>
-        <w:t>Actually, the number of Winter Olympic events scored by judges has been growing - from four in 1988 to 19 this year. The problem for figure skating is that costumes and choreography often mask the sport's extraordinary athletic demands. Research shows that the hearts of elite skaters beat at rates comparable to those of elite 800-meter runners. Skaters wear boots attached to what are essentially knives and barrel into their jumps at 15 mph. Digging one toe into the ice, they catapult themselves into the air, completing up to four revolutions (1,440 degrees) in less than a second and landing backward. Skaters also land on the slippery edge of a blade that's an eighth of an inch wide. Coordination has to be perfect, down to the millisecond. And the ice offers an unforgiving surface, with virtually no shock absorption.</w:t>
+        <w:t>Two longtime friends on a cattle drive confront the fact that one of them has become something of a hermit. Uncle Al called that one "Lonesome Dave."</w:t>
         <w:br/>
-        <w:t>The triple and quadruple jumps required to win an Olympic medal are so difficult that many top junior skaters never master them. Yet Olympic skaters pack their free programs with seven to eight huge jumps, plus spins and footwork - not to mention crisscrossing the 200-foot length of the ice at top speed.</w:t>
+        <w:t>A dentist finally comes to the realization that in her practice she meets only people in pain: "A Thousand Achers."</w:t>
         <w:br/>
-        <w:t>Unlike other Olympic athletes, skaters are taught from a young age not to gasp for breath at the end of a routine. But look closely, and you'll see their lungs heaving as they take their bows.</w:t>
+        <w:t>A detailed study of the variables in successfully producing high-rising yeast bread: "The Time of Your Loaf."</w:t>
         <w:br/>
-        <w:t>MYTH NO. 2</w:t>
+        <w:t>Members of a barbershop quartet, laid low by a throat infection, find relief at an all-night pharmacy: "Four Hoarse Men of the Apothecary."</w:t>
         <w:br/>
-        <w:t>The judging is arbitrary.</w:t>
+        <w:t>In a sequel to his possible novel about a deeply troubled individual in a small Midwest town who plans a rise to power, which was to be called "Mein Street," a young girl finds many strange things on a visit to the land of that fulfilled dream: "Alice in Fatherland."</w:t>
         <w:br/>
-        <w:t>Under figure skating's old 6.0 system, judges were given tremendous latitude in awarding their marks. At the 2002 Games in Salt Lake City, a French judge confessed to voting under pressure for the Russian pair, who won the gold medal over their Canadian rivals by a vote of 5 to 4. Eventually, the French judge's marks were thrown out, the event was declared a tie, and the Canadians were awarded gold medals of their own.</w:t>
+        <w:t>An impoverished orchardist switches from red Delicious apples to the yellow ones, and his fortunes soar: "The Man With the Golden Farm."</w:t>
         <w:br/>
-        <w:t>After that, the International Skating Union moved to a new "Code of Points" system, which produces not 6.0's but scores like 212.23. Roughly half of each skater's points are still awarded for artistic skills (now called "components"). But when it comes to technical merit, the code attempts to treat a skating routine the way Olympic judges treat a dive: by multiplying its difficulty by its degree of execution. The absolute value of a triple Salchow doesn't change from skater to skater, and there are clear guidelines about how to score the execution of that jump.</w:t>
+        <w:t>An elderly fellow, down on his luck, finds discarded carpentry tools: "The Old Man and the Saw."</w:t>
         <w:br/>
-        <w:t>It's true that the subjective portion of the score can still be the place where national bias comes out. Dartmouth economist Eric Zitzewitz analyzed 15 years' worth of competition data and found that judges consistently overmark skaters from their own countries.</w:t>
+        <w:t>Designer vegetables, from Yukon Gold potatoes to blue corn and more sweep through the American South in a nouvelle cookbook/diary: "The Collard Purple."</w:t>
         <w:br/>
-        <w:t>But PyeongChang offers a ray of hope: Because of a recent rule change, this is the first Olympics in 16 years where figure skating judges are not anonymous. Skaters are hoping that holding each country's judge publicly accountable will make judges think twice about over- or undermarking a skater.</w:t>
+        <w:t>A tale of second marriages and failing household budgets in small-town New England: "By Love Repossessed."</w:t>
         <w:br/>
-        <w:t>MYTH NO. 3</w:t>
+        <w:t>A man with glaucoma is helped through life by a woman with exceptional peripheral vision: "I See Around Us."</w:t>
         <w:br/>
-        <w:t>If you fall during your routine, you're toast.</w:t>
+        <w:t>For a sequel to his possible novel about a young oil-field roustabout who invents a new kind of crane ("Elmer's Gantry"), a friend of Uncle Al's suggested one in which Groucho Marx reads the poetry of Emily Dickinson from atop a derrick: "The Belle of AmHoist."</w:t>
         <w:br/>
-        <w:t>The Code of Points system changed the scoring dynamics around falling. It grants partial credit for imperfect jumps - sometimes, quite a few points. So if Skater A falls once but lands everything else cleanly, she can conceivably outscore Skater B, who has three bad landings but stays on her feet. Another scenario in which Skater A can win, even with a fall: If she enters the free skate with a large lead over Skater B from the short program.</w:t>
+        <w:t>A Mexican vessel sails to prewar Germany with a cargo of young horses: "Ship of Foals."</w:t>
         <w:br/>
-        <w:t>MYTH NO. 4</w:t>
+        <w:t>When schoolboys are stranded on an island, one of them puts himself in charge of paperwork: "Lord of the Files."</w:t>
         <w:br/>
-        <w:t>If a guy's a skater, he must be gay.</w:t>
+        <w:t>A bombardier in World War II discovers that he can't win, a fact about which he complains endlessly: "Kvetch-22."</w:t>
         <w:br/>
-        <w:t>While there have been famous male champions who are gay - including Brian Boitano and Johnny Weir - there are many straight males in elite figure skating. In fact, in many nations, this presumption about gay skaters doesn't exist. The 2006 Olympic champion Evgeni Plushenko became a heterosexual sex symbol in Russia in the 2000s.</w:t>
+        <w:t>A working-class mining family deals with a youngster's discovery of Venetian blinds: "Sons and Louvers."</w:t>
         <w:br/>
-        <w:t>The bottom line: Skating, like all sports, includes athletes of different sexual orientations.</w:t>
+        <w:t>Driving out evil with pushups and leg curls: "The Exercist."</w:t>
         <w:br/>
-        <w:t>MYTH NO. 5</w:t>
+        <w:t>And in what Uncle Al was positive would become a classic, a whaling ship captain has trouble identifying his quarry: "Maybe Dick."</w:t>
         <w:br/>
-        <w:t>Harding was a working-class kid. Kerrigan was rich.</w:t>
-        <w:br/>
-        <w:t>In 1994, most Americans knew that Tonya Harding had entered a country club sport from a working-class background. Nancy Kerrigan, on the other hand, was associated with her Vera Wang skating costumes and her Disney endorsements.</w:t>
-        <w:br/>
-        <w:t>But Kerrigan had a working-class upbringing, too - albeit one very different from Harding's. She grew up in suburban Boston, the third child of a welder and a homemaker. At times, her father held down three jobs to pay for her skating. Kerrigan's mother was legally blind, so her father drove her to the rink every morning at dawn; he also drove the Zamboni to help offset the costs of her training.</w:t>
-        <w:br/>
-        <w:t>Goodwin, the author of "The Second Mark: Courage, Corruption, and the Battle for Olympic Gold," has reported on figure skating for ABC, NBC, ESPN and NPR. This was written for The Washington Post.</w:t>
+        <w:t>Al Sicherman - 612-673-4998  asicherman@startribune.com</w:t>
       </w:r>
     </w:p>
     <w:sectPr>

--- a/example_articles/occupations/Other/4.occupations_Other_Other_publisher.docx
+++ b/example_articles/occupations/Other/4.occupations_Other_Other_publisher.docx
@@ -7,7 +7,7 @@
         <w:pStyle w:val="Heading1"/>
       </w:pPr>
       <w:r>
-        <w:t>No `Twinkie defense' for abandoned ideas; Books one could have written: The return of the naive.</w:t>
+        <w:t>RELIGION BRIEFS; His mission is to train those with a mission</w:t>
       </w:r>
     </w:p>
     <w:p>
@@ -17,22 +17,22 @@
     </w:p>
     <w:p>
       <w:r>
-        <w:t>Date: 2007-03-19</w:t>
+        <w:t>Date: 2009-09-19</w:t>
       </w:r>
     </w:p>
     <w:p>
       <w:r>
-        <w:t>Section: SOURCE; Pg. 2E; AL SICHERMAN</w:t>
+        <w:t>Section: VARIETY; Pg. 10E</w:t>
       </w:r>
     </w:p>
     <w:p>
       <w:r>
-        <w:t>Source file: Other publishers/Files (500) (17).DOCX</w:t>
+        <w:t>Source file: Other publishers/Files (500) (18).DOCX</w:t>
       </w:r>
     </w:p>
     <w:p>
       <w:r>
-        <w:t>Raw occupations result, 'occupations': ['Other: Mining']</w:t>
+        <w:t>Raw occupations result, 'occupations': ['Other: Residential housing residents/working-class families (housing project)']</w:t>
       </w:r>
     </w:p>
     <w:p>
@@ -49,51 +49,61 @@
     </w:p>
     <w:p>
       <w:r>
-        <w:t>Uncle Al has been hearing much excited gasping  about a book called "Twinkie, Deconstructed: My Journey to Discover How the Ingredients Found in Processed Foods Are Grown, Mined (Yes, Mined), and Manipulated Into What America Eats."</w:t>
+        <w:t>When Greg Snell volunteered to join a group of fellow members at Colonial Church of Edina on a mission trip to Africa in 1982, he never realized that it was going to change his life.</w:t>
         <w:br/>
-        <w:t>He feels that the author, a fellow named Steve Ettlinger, must have bargained for a bonus based on the number of words in the subtitle, but that arrangement does allow Uncle Al to proceed without having to explain what Ettlinger's book is about.</w:t>
+        <w:t>"I tried to come home and resume my normal life, but it was one of those cases where God intervenes and makes it clear that he has other plans," he said.</w:t>
         <w:br/>
-        <w:t>Uncle Al's own long-out-of-print volume, "Caramel Knowledge," contained an elaborate recipe for home versions of Twinkies and other Hostess products, each renamed to avoid discussions with Hostess' legal department.</w:t>
+        <w:t>Those plans included having Snell enroll in seminary to get a master of divinity degree and then, 13 years ago, having him and his wife, Deb, move to Africa to work for International Christian Ministries (ICM). They're called missionaries, but ICM doesn't embrace the traditional paradigm of missionary work.</w:t>
         <w:br/>
-        <w:t>That the snack-food-recipe trifecta of Binkies, BoBos and Bostess Bupcakes did not set the publishing world afire has long been one of Uncle Al's most bitter disappointments. (That and his wood-burning word processor's failure to catch fire.) And now there's "Twinkie Deconstructed." Granted that Ettlinger's volume isn't quite the same as one with recipes for cream-filled cupcakes, Uncle Al is nonetheless bothered by its widespread acclaim.</w:t>
+        <w:t>"Of the 100 employees of ICM in Africa, only four of us are Westerners," he said. "We're not there to impose. We're focused on working with the people there. The Africans run the ministry. The Western influence is entirely supportive."</w:t>
         <w:br/>
-        <w:t>In fact, this is hardly the first time one of Uncle Al's unsuccessful or abandoned ideas has flowered when someone else gave it a subtle twist. Here is just a small selection of other books, movies and such that Uncle Al once considered:</w:t>
+        <w:t>One of their main functions is to educate pastors.</w:t>
         <w:br/>
-        <w:t>Two longtime friends on a cattle drive confront the fact that one of them has become something of a hermit. Uncle Al called that one "Lonesome Dave."</w:t>
+        <w:t>"That's what they kept telling us they needed," he said. "They said, `We have people. We have resources. What we lack is training.' Eighty percent of the pastors in Africa have no formal training."</w:t>
         <w:br/>
-        <w:t>A dentist finally comes to the realization that in her practice she meets only people in pain: "A Thousand Achers."</w:t>
+        <w:t>ICM tailors the training to the local customs of the 12 countries in which it works.</w:t>
         <w:br/>
-        <w:t>A detailed study of the variables in successfully producing high-rising yeast bread: "The Time of Your Loaf."</w:t>
+        <w:t>"ICM is not a church," Snell said. "We stick to the basics: We believe that the Bible is God's word and that Jesus is the way to salvation. But that's as far as we go (in promoting a specific theology). Sure, we see some things that we consider unusual." For example, people bow to one another rather than shake hands in one church because, according to the pastor, "There's no mention in the Bible of Jesus shaking hands."</w:t>
         <w:br/>
-        <w:t>Members of a barbershop quartet, laid low by a throat infection, find relief at an all-night pharmacy: "Four Hoarse Men of the Apothecary."</w:t>
+        <w:t>"We shrug those things off," Snell said. "When we get to the pearly gates, I think God's going to ask, `Why did you make such big deals out of the small things?'"</w:t>
         <w:br/>
-        <w:t>In a sequel to his possible novel about a deeply troubled individual in a small Midwest town who plans a rise to power, which was to be called "Mein Street," a young girl finds many strange things on a visit to the land of that fulfilled dream: "Alice in Fatherland."</w:t>
+        <w:t>The Snells come back to the Twin Cities about this time every year to visit their children and grandchildren. But this year's trip is special. Snell talked his bosses into holding ICM's international council in the Twin Cities.</w:t>
         <w:br/>
-        <w:t>An impoverished orchardist switches from red Delicious apples to the yellow ones, and his fortunes soar: "The Man With the Golden Farm."</w:t>
+        <w:t>As part of that, Colonial Church is hosting a fundraiser open house Tuesday. There's a dinner at 6 p.m. ($75; reservations required), followed at 8 p.m. by a program (free; no reservation needed).</w:t>
         <w:br/>
-        <w:t>An elderly fellow, down on his luck, finds discarded carpentry tools: "The Old Man and the Saw."</w:t>
+        <w:t>"I'm very excited about the chance to introduce some of the people I work with to the people here," Snell said. "We've made it very clear to them: We don't want to hear reports about your work; we want to hear stories about life in Africa.</w:t>
         <w:br/>
-        <w:t>Designer vegetables, from Yukon Gold potatoes to blue corn and more sweep through the American South in a nouvelle cookbook/diary: "The Collard Purple."</w:t>
+        <w:t>"These are special people from a special land," he added. "I know that those who come to hear them won't be disappointed."</w:t>
         <w:br/>
-        <w:t>A tale of second marriages and failing household budgets in small-town New England: "By Love Repossessed."</w:t>
+        <w:t>For reservations to the dinner, contact Snell before 6 p.m. Sunday. You can call 952-942-5443 or e-mail him at snell@usa.com</w:t>
         <w:br/>
-        <w:t>A man with glaucoma is helped through life by a woman with exceptional peripheral vision: "I See Around Us."</w:t>
+        <w:t>Soon it will be home</w:t>
         <w:br/>
-        <w:t>For a sequel to his possible novel about a young oil-field roustabout who invents a new kind of crane ("Elmer's Gantry"), a friend of Uncle Al's suggested one in which Groucho Marx reads the poetry of Emily Dickinson from atop a derrick: "The Belle of AmHoist."</w:t>
+        <w:t>There will be a groundbreaking Sunday for Creekside Commons, a residential community aimed at working-class families that have been squeezed out of many neighborhoods.</w:t>
         <w:br/>
-        <w:t>A Mexican vessel sails to prewar Germany with a cargo of young horses: "Ship of Foals."</w:t>
+        <w:t>The 30-unit complex is being built adjacent to Mayflower United Church of Christ in south Minneapolis on land the church donated. The construction is a joint project between the church and the Plymouth Church Neighborhood Foundation.</w:t>
         <w:br/>
-        <w:t>When schoolboys are stranded on an island, one of them puts himself in charge of paperwork: "Lord of the Files."</w:t>
+        <w:t>The site is at 54th St. and Stevens Av. S. "It's an affluent neighborhood," said Lee Blons, executive director of the foundation. "By partnering with Mayflower and working with the people in the neighborhood, we are going to be able to provide some well constructed and affordable housing."</w:t>
         <w:br/>
-        <w:t>A bombardier in World War II discovers that he can't win, a fact about which he complains endlessly: "Kvetch-22."</w:t>
+        <w:t>There will be a light lunch available starting at 12:30 p.m., with a ceremony (including a blessing of the land) at 1 p.m. in the parking lot at Mayflower, 106 E. Diamond Lake Rd.</w:t>
         <w:br/>
-        <w:t>A working-class mining family deals with a youngster's discovery of Venetian blinds: "Sons and Louvers."</w:t>
+        <w:t>Sacred art tour</w:t>
         <w:br/>
-        <w:t>Driving out evil with pushups and leg curls: "The Exercist."</w:t>
+        <w:t>A collection of sacred Buddhist relics is on display this weekend in northeast Minneapolis.</w:t>
         <w:br/>
-        <w:t>And in what Uncle Al was positive would become a classic, a whaling ship captain has trouble identifying his quarry: "Maybe Dick."</w:t>
+        <w:t>The Gyuto Wheel of Dharma Monastery, 2605 NE. Taylor St., is hosting the display, which includes relics from several Buddhist masters in what is known as the Maitreya Project Heart Shrine Relic Tour. The show, which has traveled all around the world, gets its name from the exhibit's center point, a lifesize golden statue of Maitreya Buddha.</w:t>
         <w:br/>
-        <w:t>Al Sicherman - 612-673-4998  asicherman@startribune.com</w:t>
+        <w:t>The exhibit is open from 10 a.m. to 7 p.m. today and Sunday. Admission is free.</w:t>
+        <w:br/>
+        <w:t>Jeff Strickler - 612-673-7392</w:t>
+        <w:br/>
+        <w:br/>
+        <w:t>Graphic</w:t>
+        <w:br/>
+        <w:br/>
+        <w:t xml:space="preserve"> </w:t>
+        <w:br/>
+        <w:t>PHOTO</w:t>
       </w:r>
     </w:p>
     <w:sectPr>
